--- a/SWE-540/Topic 1/Summary of Current Course Content Knowledge.docx
+++ b/SWE-540/Topic 1/Summary of Current Course Content Knowledge.docx
@@ -25,6 +25,14 @@
     </w:p>
     <w:p>
       <w:pPr>
+        <w:ind w:left="720"/>
+      </w:pPr>
+      <w:r>
+        <w:t>I have at least minimal knowledge of most of the weekly topics.</w:t>
+      </w:r>
+    </w:p>
+    <w:p>
+      <w:pPr>
         <w:numPr>
           <w:ilvl w:val="0"/>
           <w:numId w:val="1"/>
@@ -44,6 +52,14 @@
     </w:p>
     <w:p>
       <w:pPr>
+        <w:ind w:left="720"/>
+      </w:pPr>
+      <w:r>
+        <w:t>The only topic that I can see that I have no knowledge of is Advanced Agile Scrum Project Management.</w:t>
+      </w:r>
+    </w:p>
+    <w:p>
+      <w:pPr>
         <w:numPr>
           <w:ilvl w:val="0"/>
           <w:numId w:val="1"/>
@@ -51,6 +67,14 @@
       </w:pPr>
       <w:r>
         <w:t>What course-related topics would you like to discuss with your instructor and classmates?  What questions or concerns do you have about this course? </w:t>
+      </w:r>
+    </w:p>
+    <w:p>
+      <w:pPr>
+        <w:ind w:left="720"/>
+      </w:pPr>
+      <w:r>
+        <w:t>At this point in time I have no questions or concerns.</w:t>
       </w:r>
     </w:p>
     <w:p/>
@@ -788,6 +812,7 @@
   <w:style w:type="character" w:default="1" w:styleId="DefaultParagraphFont">
     <w:name w:val="Default Paragraph Font"/>
     <w:uiPriority w:val="1"/>
+    <w:semiHidden/>
     <w:unhideWhenUsed/>
   </w:style>
   <w:style w:type="table" w:default="1" w:styleId="TableNormal">
